--- a/Списки формул для простых тел.docx
+++ b/Списки формул для простых тел.docx
@@ -89,13 +89,8 @@
           </w:tcPr>
           <w:p>
             <w:r>
-              <w:t xml:space="preserve">2016_Теория и методы комплексной интерпретации геофизических </w:t>
-            </w:r>
-            <w:proofErr w:type="spellStart"/>
-            <w:r>
-              <w:t>данных_Мартышко.pdf</w:t>
-            </w:r>
-            <w:proofErr w:type="spellEnd"/>
+              <w:t>2016_Теория и методы комплексной интерпретации геофизических данных_Мартышко.pdf</w:t>
+            </w:r>
           </w:p>
         </w:tc>
         <w:tc>
@@ -182,13 +177,8 @@
           </w:tcPr>
           <w:p>
             <w:r>
-              <w:t xml:space="preserve">группа </w:t>
-            </w:r>
-            <w:proofErr w:type="spellStart"/>
-            <w:r>
-              <w:t>Долгаля</w:t>
-            </w:r>
-            <w:proofErr w:type="spellEnd"/>
+              <w:t>группа Долгаля</w:t>
+            </w:r>
           </w:p>
         </w:tc>
       </w:tr>
@@ -208,35 +198,23 @@
             <w:tcW w:w="5811" w:type="dxa"/>
           </w:tcPr>
           <w:p>
-            <w:proofErr w:type="spellStart"/>
-            <w:r>
-              <w:t>Гравиразведка</w:t>
-            </w:r>
-            <w:proofErr w:type="spellEnd"/>
-            <w:r>
-              <w:t xml:space="preserve"> и </w:t>
-            </w:r>
-            <w:proofErr w:type="spellStart"/>
-            <w:r>
-              <w:t>магниторазведка_</w:t>
+            <w:r>
+              <w:t>Гравиразведка и магниторазведка_</w:t>
             </w:r>
             <w:proofErr w:type="gramStart"/>
             <w:r>
               <w:t>Гладкий</w:t>
             </w:r>
-            <w:proofErr w:type="spellEnd"/>
             <w:proofErr w:type="gramEnd"/>
             <w:r>
               <w:t xml:space="preserve"> (1967).</w:t>
             </w:r>
-            <w:proofErr w:type="spellStart"/>
             <w:r>
               <w:rPr>
                 <w:lang w:val="en-US"/>
               </w:rPr>
               <w:t>djvu</w:t>
             </w:r>
-            <w:proofErr w:type="spellEnd"/>
           </w:p>
         </w:tc>
         <w:tc>
@@ -303,19 +281,9 @@
             <w:tcW w:w="5811" w:type="dxa"/>
           </w:tcPr>
           <w:p>
-            <w:proofErr w:type="spellStart"/>
-            <w:r>
-              <w:t>Гравиразведка</w:t>
-            </w:r>
-            <w:proofErr w:type="spellEnd"/>
-            <w:r>
-              <w:t>. Справочник геофизика (1990).</w:t>
-            </w:r>
-            <w:proofErr w:type="spellStart"/>
-            <w:r>
-              <w:t>djvu</w:t>
-            </w:r>
-            <w:proofErr w:type="spellEnd"/>
+            <w:r>
+              <w:t>Гравиразведка. Справочник геофизика (1990).djvu</w:t>
+            </w:r>
           </w:p>
         </w:tc>
         <w:tc>
@@ -335,6 +303,187 @@
           <w:p>
             <w:r>
               <w:t xml:space="preserve">Шар, </w:t>
+            </w:r>
+          </w:p>
+        </w:tc>
+        <w:tc>
+          <w:tcPr>
+            <w:tcW w:w="2958" w:type="dxa"/>
+          </w:tcPr>
+          <w:p/>
+        </w:tc>
+      </w:tr>
+      <w:tr>
+        <w:tc>
+          <w:tcPr>
+            <w:tcW w:w="534" w:type="dxa"/>
+          </w:tcPr>
+          <w:p>
+            <w:r>
+              <w:t>5</w:t>
+            </w:r>
+          </w:p>
+        </w:tc>
+        <w:tc>
+          <w:tcPr>
+            <w:tcW w:w="5811" w:type="dxa"/>
+          </w:tcPr>
+          <w:p>
+            <w:pPr>
+              <w:rPr>
+                <w:b/>
+              </w:rPr>
+            </w:pPr>
+            <w:r>
+              <w:rPr>
+                <w:b/>
+              </w:rPr>
+              <w:t>Гравитационная разведка_</w:t>
+            </w:r>
+            <w:proofErr w:type="gramStart"/>
+            <w:r>
+              <w:rPr>
+                <w:b/>
+              </w:rPr>
+              <w:t>Грушинский</w:t>
+            </w:r>
+            <w:proofErr w:type="gramEnd"/>
+            <w:r>
+              <w:rPr>
+                <w:b/>
+              </w:rPr>
+              <w:t xml:space="preserve"> (1972).pdf</w:t>
+            </w:r>
+          </w:p>
+        </w:tc>
+        <w:tc>
+          <w:tcPr>
+            <w:tcW w:w="2957" w:type="dxa"/>
+          </w:tcPr>
+          <w:p>
+            <w:r>
+              <w:t>18</w:t>
+            </w:r>
+          </w:p>
+          <w:p>
+            <w:r>
+              <w:t>347-</w:t>
+            </w:r>
+          </w:p>
+        </w:tc>
+        <w:tc>
+          <w:tcPr>
+            <w:tcW w:w="2957" w:type="dxa"/>
+          </w:tcPr>
+          <w:p>
+            <w:r>
+              <w:t>Шар,</w:t>
+            </w:r>
+          </w:p>
+          <w:p>
+            <w:r>
+              <w:t>Шар,</w:t>
+            </w:r>
+          </w:p>
+        </w:tc>
+        <w:tc>
+          <w:tcPr>
+            <w:tcW w:w="2958" w:type="dxa"/>
+          </w:tcPr>
+          <w:p/>
+        </w:tc>
+      </w:tr>
+      <w:tr>
+        <w:tc>
+          <w:tcPr>
+            <w:tcW w:w="534" w:type="dxa"/>
+          </w:tcPr>
+          <w:p>
+            <w:r>
+              <w:t>6</w:t>
+            </w:r>
+          </w:p>
+        </w:tc>
+        <w:tc>
+          <w:tcPr>
+            <w:tcW w:w="5811" w:type="dxa"/>
+          </w:tcPr>
+          <w:p>
+            <w:r>
+              <w:t>Гравиразведка_Утемов (2011).pdf</w:t>
+            </w:r>
+          </w:p>
+        </w:tc>
+        <w:tc>
+          <w:tcPr>
+            <w:tcW w:w="2957" w:type="dxa"/>
+          </w:tcPr>
+          <w:p>
+            <w:r>
+              <w:t>25</w:t>
+            </w:r>
+          </w:p>
+        </w:tc>
+        <w:tc>
+          <w:tcPr>
+            <w:tcW w:w="2957" w:type="dxa"/>
+          </w:tcPr>
+          <w:p>
+            <w:r>
+              <w:t>Шар,</w:t>
+            </w:r>
+          </w:p>
+        </w:tc>
+        <w:tc>
+          <w:tcPr>
+            <w:tcW w:w="2958" w:type="dxa"/>
+          </w:tcPr>
+          <w:p/>
+        </w:tc>
+      </w:tr>
+      <w:tr>
+        <w:tc>
+          <w:tcPr>
+            <w:tcW w:w="534" w:type="dxa"/>
+          </w:tcPr>
+          <w:p>
+            <w:r>
+              <w:t>7</w:t>
+            </w:r>
+          </w:p>
+        </w:tc>
+        <w:tc>
+          <w:tcPr>
+            <w:tcW w:w="5811" w:type="dxa"/>
+          </w:tcPr>
+          <w:p>
+            <w:r>
+              <w:t>Гравитационная разведка Учебник для техникумов_Грушинский (1988).djvu</w:t>
+            </w:r>
+          </w:p>
+        </w:tc>
+        <w:tc>
+          <w:tcPr>
+            <w:tcW w:w="2957" w:type="dxa"/>
+          </w:tcPr>
+          <w:p>
+            <w:r>
+              <w:t>308</w:t>
+            </w:r>
+          </w:p>
+        </w:tc>
+        <w:tc>
+          <w:tcPr>
+            <w:tcW w:w="2957" w:type="dxa"/>
+          </w:tcPr>
+          <w:p>
+            <w:pPr>
+              <w:rPr>
+                <w:lang w:val="en-US"/>
+              </w:rPr>
+            </w:pPr>
+            <w:r>
+              <w:t>Шар,</w:t>
             </w:r>
           </w:p>
         </w:tc>
